--- a/vi/files/templates/CRF_Template.docx
+++ b/vi/files/templates/CRF_Template.docx
@@ -72,7 +72,7 @@
                 <w:color w:val="055F56"/>
                 <w:sz w:val="21"/>
               </w:rPr>
-              <w:t>Good CRF design (guidance — delete before use)</w:t>
+              <w:t>Good CRF design (guidance: delete before use)</w:t>
             </w:r>
           </w:p>
           <w:p>
@@ -112,7 +112,7 @@
               <w:rPr>
                 <w:sz w:val="19"/>
               </w:rPr>
-              <w:t>Identify participants by study ID only — never names or medical record numbers. The ID is in the header of every page.</w:t>
+              <w:t>Identify participants by study ID only, never by names or medical record numbers. The ID is in the header of every page.</w:t>
             </w:r>
           </w:p>
           <w:p>
@@ -367,7 +367,7 @@
         <w:pStyle w:val="Heading2"/>
       </w:pPr>
       <w:r>
-        <w:t>Form 1 — Eligibility and enrolment</w:t>
+        <w:t>Form 1. Eligibility and enrolment</w:t>
       </w:r>
     </w:p>
     <w:p>
@@ -1071,7 +1071,7 @@
         <w:pStyle w:val="Heading2"/>
       </w:pPr>
       <w:r>
-        <w:t>Form 2 — Demographics and baseline (ICU admission)</w:t>
+        <w:t>Form 2. Demographics and baseline (ICU admission)</w:t>
       </w:r>
     </w:p>
     <w:tbl>
@@ -2329,7 +2329,7 @@
         <w:pStyle w:val="Heading2"/>
       </w:pPr>
       <w:r>
-        <w:t>Form 3 — Severity in the first 24 hours (SOFA and lactate)</w:t>
+        <w:t>Form 3. Severity in the first 24 hours (SOFA and lactate)</w:t>
       </w:r>
     </w:p>
     <w:p>
@@ -3884,7 +3884,7 @@
         <w:pStyle w:val="Heading2"/>
       </w:pPr>
       <w:r>
-        <w:t>Form 4 — Daily fluid input and output (Days 1–5)</w:t>
+        <w:t>Form 4. Daily fluid input and output (Days 1–5)</w:t>
       </w:r>
     </w:p>
     <w:p>
@@ -3895,7 +3895,7 @@
         <w:rPr>
           <w:i/>
         </w:rPr>
-        <w:t>Day 1 = from ICU admission to the first midnight; Days 2–5 = midnight to midnight. Copy values from the fluid balance chart in ml. Shaded rows are calculated by the database — leave them blank on paper.</w:t>
+        <w:t>Day 1 = from ICU admission to the first midnight; Days 2–5 = midnight to midnight. Copy values from the fluid balance chart in ml. Shaded rows are calculated by the database, so leave them blank on paper.</w:t>
       </w:r>
     </w:p>
     <w:tbl>
@@ -6411,7 +6411,7 @@
         <w:pStyle w:val="Heading2"/>
       </w:pPr>
       <w:r>
-        <w:t>Form 5 — Outcome at Day 28</w:t>
+        <w:t>Form 5. Outcome at Day 28</w:t>
       </w:r>
     </w:p>
     <w:tbl>
@@ -7745,7 +7745,7 @@
               <w:rPr>
                 <w:sz w:val="16"/>
               </w:rPr>
-              <w:t>SS-NNN (site – number)</w:t>
+              <w:t>SS-NNN (site, then number)</w:t>
             </w:r>
           </w:p>
         </w:tc>
